--- a/data/documents/docx/pe_division_sop.docx
+++ b/data/documents/docx/pe_division_sop.docx
@@ -69,7 +69,7 @@
           <w:b w:val="0"/>
           <w:i w:val="0"/>
         </w:rPr>
-        <w:t xml:space="preserve"> May 27, 2024</w:t>
+        <w:t xml:space="preserve"> May 25, 2026</w:t>
       </w:r>
     </w:p>
     <w:p>
@@ -436,7 +436,7 @@
           <w:b w:val="0"/>
           <w:i w:val="0"/>
         </w:rPr>
-        <w:t xml:space="preserve"> Every NPI product business case defines a maximum allowable ATE test execution time ($T_{MAX}$).</w:t>
+        <w:t xml:space="preserve"> Every NPI product business case defines a maximum allowable ATE test execution time (T_MAX).</w:t>
       </w:r>
     </w:p>
     <w:p>
@@ -448,7 +448,7 @@
           <w:b w:val="0"/>
           <w:i w:val="0"/>
         </w:rPr>
-        <w:t>Test programs exceeding $T_{MAX}$ (e.g., initial Volta-7 running at 6.4s vs 3.2s budget) cannot be transferred to overseas high-volume backend manufacturing.</w:t>
+        <w:t>Test programs exceeding T_MAX (e.g., initial Volta-7 running at 6.4s vs 3.2s budget) cannot be transferred to overseas high-volume backend manufacturing.</w:t>
       </w:r>
     </w:p>
     <w:p>
@@ -494,11 +494,7 @@
           <w:b w:val="0"/>
           <w:i w:val="0"/>
         </w:rPr>
-        <w:t>Cold: $-40^\circ</w:t>
-        <w:tab/>
-        <w:t>ext{C} \pm 2^\circ</w:t>
-        <w:tab/>
-        <w:t>ext{C}$</w:t>
+        <w:t>Cold: -40°C ± 2°C</w:t>
       </w:r>
     </w:p>
     <w:p>
@@ -510,11 +506,7 @@
           <w:b w:val="0"/>
           <w:i w:val="0"/>
         </w:rPr>
-        <w:t>Ambient: $+25^\circ</w:t>
-        <w:tab/>
-        <w:t>ext{C} \pm 2^\circ</w:t>
-        <w:tab/>
-        <w:t>ext{C}$</w:t>
+        <w:t>Ambient: +25°C ± 2°C</w:t>
       </w:r>
     </w:p>
     <w:p>
@@ -526,15 +518,7 @@
           <w:b w:val="0"/>
           <w:i w:val="0"/>
         </w:rPr>
-        <w:t>Hot: $+125^\circ</w:t>
-        <w:tab/>
-        <w:t xml:space="preserve">ext{C} </w:t>
-        <w:tab/>
-        <w:t>ext{ or } +150^\circ</w:t>
-        <w:tab/>
-        <w:t>ext{C} \pm 3^\circ</w:t>
-        <w:tab/>
-        <w:t>ext{C}$ (per AEC-Q100 temperature grade).</w:t>
+        <w:t>Hot: +125°C or +150°C ± 3°C (per AEC-Q100 temperature grade).</w:t>
       </w:r>
     </w:p>
     <w:p>
@@ -546,7 +530,7 @@
           <w:b w:val="0"/>
           <w:i w:val="0"/>
         </w:rPr>
-        <w:t>Test guardbands must be statistically established using a minimum of 30 standard deviations ($\pm 6\sigma$) from characterization distribution tails.</w:t>
+        <w:t>Test guardbands must be statistically established using at least ±6σ (six standard deviations) from characterization distribution tails.</w:t>
       </w:r>
     </w:p>
     <w:p>
@@ -595,15 +579,7 @@
           <w:b w:val="0"/>
           <w:i w:val="0"/>
         </w:rPr>
-        <w:t xml:space="preserve"> 77 units per lot across 3 non-consecutive wafer lots (231 units total), 1000 hours at $T_A = 125^\circ</w:t>
-        <w:tab/>
-        <w:t>ext{C}$, $T_J = 150^\circ</w:t>
-        <w:tab/>
-        <w:t>ext{C}$, $V_{DD} = 1.25</w:t>
-        <w:tab/>
-        <w:t xml:space="preserve">imes </w:t>
-        <w:tab/>
-        <w:t>ext{nominal}$. Zero failures allowed ($C=0$).</w:t>
+        <w:t xml:space="preserve"> 77 units per lot across 3 non-consecutive wafer lots (231 units total), 1000 hours at TA = 125°C, TJ = 150°C, VDD = 1.25× nominal. Zero failures allowed (C=0).</w:t>
       </w:r>
     </w:p>
     <w:p>
@@ -622,13 +598,7 @@
           <w:b w:val="0"/>
           <w:i w:val="0"/>
         </w:rPr>
-        <w:t xml:space="preserve"> 77 units/lot $</w:t>
-        <w:tab/>
-        <w:t>imes$ 3 lots, 1000 cycles from $-55^\circ</w:t>
-        <w:tab/>
-        <w:t>ext{C}$ to $+150^\circ</w:t>
-        <w:tab/>
-        <w:t>ext{C}$.</w:t>
+        <w:t xml:space="preserve"> 77 units/lot × 3 lots, 1000 cycles from -55°C to +150°C.</w:t>
       </w:r>
     </w:p>
     <w:p>
@@ -647,13 +617,7 @@
           <w:b w:val="0"/>
           <w:i w:val="0"/>
         </w:rPr>
-        <w:t xml:space="preserve"> 77 units/lot $</w:t>
-        <w:tab/>
-        <w:t>imes$ 3 lots, 96 hours at $130^\circ</w:t>
-        <w:tab/>
-        <w:t>ext{C} / 85\%</w:t>
-        <w:tab/>
-        <w:t>ext{ RH}$.</w:t>
+        <w:t xml:space="preserve"> 77 units/lot × 3 lots, 96 hours at 130°C / 85% RH.</w:t>
       </w:r>
     </w:p>
     <w:p>
@@ -672,11 +636,7 @@
           <w:b w:val="0"/>
           <w:i w:val="0"/>
         </w:rPr>
-        <w:t xml:space="preserve"> HBM $\ge 2.0</w:t>
-        <w:tab/>
-        <w:t>ext{ kV}$, CDM $\ge 750</w:t>
-        <w:tab/>
-        <w:t>ext{ V}$.</w:t>
+        <w:t xml:space="preserve"> HBM ≥ 2.0 kV, CDM ≥ 750 V.</w:t>
       </w:r>
     </w:p>
     <w:p>
